--- a/PDD.docx
+++ b/PDD.docx
@@ -310,47 +310,129 @@
     <w:p>
       <w:r>
         <w:lastRenderedPageBreak/>
-        <w:t>- Możliwość wyboru gry poprzez zaznaczenie odpowiedniej przy tworzeniu pokoju rozgrywki</w:t>
-      </w:r>
-    </w:p>
-    <w:p>
-      <w:r>
-        <w:t>- Możliwość wyświetlenia zasad gry w razie wątpliwości co do pewnej reguły poprzez naciśnięcie widocznego, służącego do tego przycisku</w:t>
-      </w:r>
-    </w:p>
-    <w:p>
-      <w:r>
-        <w:t>- Chat podczas gry, w którym można przesyłać stringi wiadomości do innych graczy na serwerze</w:t>
-      </w:r>
-    </w:p>
-    <w:p>
-      <w:r>
-        <w:t>- Możliwość dodania bota do gry, który będzie kalkulował kolejne ruchy na podstawie mechaniki Monte Carlo</w:t>
-      </w:r>
-    </w:p>
-    <w:p>
-      <w:r>
-        <w:t>- System musi obsługiwać wszystkich graczy (co najmniej dwóch) i rozdawać im karty oraz interagować z ruchami graczy</w:t>
-      </w:r>
-    </w:p>
-    <w:p>
-      <w:r>
-        <w:t>-  Możliwość stworzenia gry i zaproszenia znajomych, którzy są w tym samym LAN</w:t>
-      </w:r>
-    </w:p>
-    <w:p>
-      <w:r>
-        <w:t>- Automatyczne tasowanie kart w Makao w razie zabraknięcia ich w talii przed zakończeniem rozgrywki</w:t>
-      </w:r>
-    </w:p>
-    <w:p>
-      <w:r>
-        <w:t>- Możliwość zmiany stylistyki interfejsu poprzez widoczne i przeznaczone ku temu przyciski na tym interfejsie</w:t>
-      </w:r>
-    </w:p>
-    <w:p>
-      <w:r>
-        <w:t xml:space="preserve">- </w:t>
+        <w:t>REQ-FUN-01</w:t>
+      </w:r>
+      <w:r>
+        <w:t xml:space="preserve"> Możliwość wyboru gry poprzez zaznaczenie odpowiedniej </w:t>
+      </w:r>
+      <w:r>
+        <w:t xml:space="preserve">opcji </w:t>
+      </w:r>
+      <w:r>
+        <w:t>przy tworzeniu pokoju rozgrywki</w:t>
+      </w:r>
+    </w:p>
+    <w:p>
+      <w:r>
+        <w:t>REQ-FUN-02 Możliwość gry w pokera zgodnie z ogólnie przyjętymi zasadami</w:t>
+      </w:r>
+    </w:p>
+    <w:p>
+      <w:r>
+        <w:t>REQ-FUN-03 Możliwość gry w makao zgodnie z ogólnie przyjętymi zasadami</w:t>
+      </w:r>
+    </w:p>
+    <w:p>
+      <w:r>
+        <w:t>REQ-FUN-0</w:t>
+      </w:r>
+      <w:r>
+        <w:t>4</w:t>
+      </w:r>
+      <w:r>
+        <w:t xml:space="preserve"> Możliwość wyświetlenia zasad gry w razie wątpliwości co do pewnej reguły poprzez naciśnięcie widocznego, służącego do tego przycisku</w:t>
+      </w:r>
+    </w:p>
+    <w:p>
+      <w:r>
+        <w:t>REQ-FUN-0</w:t>
+      </w:r>
+      <w:r>
+        <w:t>5</w:t>
+      </w:r>
+      <w:r>
+        <w:t xml:space="preserve"> Chat podczas gry, w którym można przesyłać stringi wiadomości do innych graczy na serwerze</w:t>
+      </w:r>
+    </w:p>
+    <w:p>
+      <w:r>
+        <w:t>REQ-FUN-0</w:t>
+      </w:r>
+      <w:r>
+        <w:t>6</w:t>
+      </w:r>
+      <w:r>
+        <w:t xml:space="preserve"> Możliwość dodania bota do gry, który będzie kalkulował kolejne ruchy na podstawie mechaniki Monte Carlo</w:t>
+      </w:r>
+    </w:p>
+    <w:p>
+      <w:r>
+        <w:t>REQ-FUN-0</w:t>
+      </w:r>
+      <w:r>
+        <w:t>7</w:t>
+      </w:r>
+      <w:r>
+        <w:t xml:space="preserve"> </w:t>
+      </w:r>
+      <w:r>
+        <w:t xml:space="preserve"> System musi obsługiwać wszystkich graczy (co najmniej dwóch) i rozdawać </w:t>
+      </w:r>
+      <w:r>
+        <w:t xml:space="preserve">i tasować </w:t>
+      </w:r>
+      <w:r>
+        <w:t>im karty oraz interagować z ruchami graczy</w:t>
+      </w:r>
+    </w:p>
+    <w:p>
+      <w:r>
+        <w:t>REQ-FUN-0</w:t>
+      </w:r>
+      <w:r>
+        <w:t>8</w:t>
+      </w:r>
+      <w:r>
+        <w:t xml:space="preserve">  Możliwość stworzenia gry i zaproszenia znajomych, którzy są w tym samym LAN</w:t>
+      </w:r>
+    </w:p>
+    <w:p>
+      <w:r>
+        <w:t>REQ-FUN-</w:t>
+      </w:r>
+      <w:r>
+        <w:t>09</w:t>
+      </w:r>
+      <w:r>
+        <w:t xml:space="preserve"> Automatyczne tasowanie kart w Makao w razie zabraknięcia ich w talii przed zakończeniem rozgrywki</w:t>
+      </w:r>
+    </w:p>
+    <w:p>
+      <w:r>
+        <w:t>REQ-FUN-</w:t>
+      </w:r>
+      <w:r>
+        <w:t>1</w:t>
+      </w:r>
+      <w:r>
+        <w:t>0</w:t>
+      </w:r>
+      <w:r>
+        <w:t xml:space="preserve"> Możliwość zmiany stylistyki interfejsu poprzez widoczne i przeznaczone ku temu przyciski na tym interfejsie</w:t>
+      </w:r>
+    </w:p>
+    <w:p>
+      <w:r>
+        <w:t>REQ-FUN-</w:t>
+      </w:r>
+      <w:r>
+        <w:t>1</w:t>
+      </w:r>
+      <w:r>
+        <w:t>1</w:t>
+      </w:r>
+      <w:r>
+        <w:t xml:space="preserve"> </w:t>
       </w:r>
       <w:r>
         <w:t>Możliwość wyświetlenia statystyk dotychczasowo zagranych gier poprzez widoczny i przeznaczony ku temu przycisk</w:t>
@@ -358,7 +440,13 @@
     </w:p>
     <w:p>
       <w:r>
-        <w:t>- Możliwość wyświetlenia dotychczasowo rozegranych gier poprzez widoczny i przeznaczony ku temu przycisk</w:t>
+        <w:t>REQ-FUN-1</w:t>
+      </w:r>
+      <w:r>
+        <w:t>2</w:t>
+      </w:r>
+      <w:r>
+        <w:t xml:space="preserve"> Możliwość wyświetlenia dotychczasowo rozegranych gier poprzez widoczny i przeznaczony ku temu przycisk</w:t>
       </w:r>
     </w:p>
     <w:p>
@@ -368,27 +456,52 @@
     </w:p>
     <w:p>
       <w:r>
-        <w:t>- W pełni działająca gra bez bugów</w:t>
-      </w:r>
-    </w:p>
-    <w:p>
-      <w:r>
-        <w:t>- Bezpieczny program, w tym bezpieczne połączenia w LAN</w:t>
-      </w:r>
-    </w:p>
-    <w:p>
-      <w:r>
-        <w:t>- Bezpieczny przesył danych na linii host – client</w:t>
-      </w:r>
-    </w:p>
-    <w:p>
-      <w:r>
-        <w:t>- Wszystkie statystyki gier, rekordy oraz historia gier są zapisywane bezpośrednio na dysku bez możliwości rejestracji i logowania</w:t>
-      </w:r>
-    </w:p>
-    <w:p>
-      <w:r>
-        <w:t>- System stworzony w języku programowania Python z użyciem bibliotek threading i socket do połączenia LAN oraz tkinter do stworzenia przyjaznego użytkownikowi interfejsu</w:t>
+        <w:t>REQ-NF-01</w:t>
+      </w:r>
+      <w:r>
+        <w:t xml:space="preserve"> W pełni działająca gra bez bugów</w:t>
+      </w:r>
+    </w:p>
+    <w:p>
+      <w:r>
+        <w:t>REQ-NF-02</w:t>
+      </w:r>
+      <w:r>
+        <w:t xml:space="preserve"> Bezpieczny program, w tym bezpieczne połączenia w LAN</w:t>
+      </w:r>
+    </w:p>
+    <w:p>
+      <w:r>
+        <w:t>REQ-NF-03</w:t>
+      </w:r>
+      <w:r>
+        <w:t xml:space="preserve"> Bezpieczny przesył danych na linii host – client</w:t>
+      </w:r>
+    </w:p>
+    <w:p>
+      <w:r>
+        <w:t>REQ-NF-04</w:t>
+      </w:r>
+      <w:r>
+        <w:t xml:space="preserve"> Wszystkie statystyki gier, rekordy oraz historia gier są zapisywane bezpośrednio na dysku bez możliwości rejestracji i logowania</w:t>
+      </w:r>
+    </w:p>
+    <w:p>
+      <w:r>
+        <w:t>REQ-NF-05</w:t>
+      </w:r>
+      <w:r>
+        <w:t xml:space="preserve"> System stworzony w języku programowania Python z użyciem bibliotek threading i socket do połączenia LAN oraz tkinter do stworzenia przyjaznego użytkownikowi interfejsu</w:t>
+      </w:r>
+    </w:p>
+    <w:p>
+      <w:r>
+        <w:t>REQ-NF-06 Czytelny i intuicyjny interfejs ze wszystkimi możliwymi opcjami wyświetlonymi dla użytkownika. Przyciski jednoznacznie opisane.</w:t>
+      </w:r>
+    </w:p>
+    <w:p>
+      <w:r>
+        <w:t xml:space="preserve">REQ-NF-07 System zaprojektowany zgodnie z zasadami gry pokera i makao z przejrzystymi zasadami gry przyjętymi w oprogramowaniu. </w:t>
       </w:r>
     </w:p>
     <w:p/>
@@ -400,6 +513,7 @@
     </w:p>
     <w:p>
       <w:r>
+        <w:lastRenderedPageBreak/>
         <w:t>- Wszyscy gracze połączeni są w tym samym LAN</w:t>
       </w:r>
     </w:p>
@@ -426,7 +540,6 @@
     <w:p/>
     <w:p>
       <w:r>
-        <w:lastRenderedPageBreak/>
         <w:t>Ograniczenia:</w:t>
       </w:r>
     </w:p>
